--- a/ky/wisdom-stories/to-be-self-confident.docx
+++ b/ky/wisdom-stories/to-be-self-confident.docx
@@ -111,7 +111,7 @@
           <w:sz w:val="22"/>
           <w:lang w:val="ky-KG"/>
         </w:rPr>
-        <w:t>Сергек бол!</w:t>
+        <w:t>Кабардар бол!</w:t>
       </w:r>
     </w:p>
     <w:p>
@@ -207,7 +207,7 @@
           <w:sz w:val="22"/>
           <w:lang w:val="ky-KG"/>
         </w:rPr>
-        <w:t xml:space="preserve">Сабак: </w:t>
+        <w:t>Сабак: Өзүңдү баала, үмүтүңдү үзбө, кадыр-баркыңды сакта. Өзүнө ишенүү — адамдын эң күчтүү таянычы.</w:t>
       </w:r>
       <w:r>
         <w:rPr>
@@ -216,7 +216,6 @@
           <w:sz w:val="22"/>
           <w:lang w:val="ky-KG"/>
         </w:rPr>
-        <w:t>Өз күчүңө ишен, бирок ниетиңди таза карма. Үмүт, аракет, ар-намыс сени алдыга жетелесин.</w:t>
       </w:r>
     </w:p>
     <w:p>
@@ -236,7 +235,7 @@
           <w:sz w:val="18"/>
           <w:lang w:val="ky-KG"/>
         </w:rPr>
-        <w:t>Окуя ачык интернет булактарынан алынды.</w:t>
+        <w:t>Аңгемелер ачык интернет булактарынан алынган, иллюстрациялар болсо ЖИ менен түзүлгөн.</w:t>
       </w:r>
     </w:p>
     <w:sectPr>
